--- a/docs/Cuestionario_BloqueB_Ruffo_Espinosa.docx
+++ b/docs/Cuestionario_BloqueB_Ruffo_Espinosa.docx
@@ -196,7 +196,7 @@
         <w:rPr>
           <w:sz w:val="22"/>
         </w:rPr>
-        <w:t xml:space="preserve">    D) 9!</w:t>
+        <w:t xml:space="preserve">    D) 3,628,800</w:t>
       </w:r>
     </w:p>
     <w:p>
